--- a/Supporting Information/ESA-Aug-V-Model-ACS-SI.docx
+++ b/Supporting Information/ESA-Aug-V-Model-ACS-SI.docx
@@ -404,7 +404,7 @@
         </w:rPr>
         <w:fldChar w:fldCharType="separate"/>
       </w:r>
-      <w:hyperlink w:anchor="_Toc180526797" w:history="1">
+      <w:hyperlink w:anchor="_Toc180529036" w:history="1">
         <w:r>
           <w:rPr>
             <w:rStyle w:val="Hyperlink"/>
@@ -432,77 +432,7 @@
             <w:noProof/>
             <w:webHidden/>
           </w:rPr>
-          <w:instrText xml:space="preserve"> PAGEREF _Toc180526797 \h </w:instrText>
-        </w:r>
-        <w:r>
-          <w:rPr>
-            <w:noProof/>
-            <w:webHidden/>
-          </w:rPr>
-        </w:r>
-        <w:r>
-          <w:rPr>
-            <w:noProof/>
-            <w:webHidden/>
-          </w:rPr>
-          <w:fldChar w:fldCharType="separate"/>
-        </w:r>
-        <w:r>
-          <w:rPr>
-            <w:noProof/>
-            <w:webHidden/>
-          </w:rPr>
-          <w:t>1</w:t>
-        </w:r>
-        <w:r>
-          <w:rPr>
-            <w:noProof/>
-            <w:webHidden/>
-          </w:rPr>
-          <w:fldChar w:fldCharType="end"/>
-        </w:r>
-      </w:hyperlink>
-    </w:p>
-    <w:p>
-      <w:pPr>
-        <w:pStyle w:val="TOC1"/>
-        <w:rPr>
-          <w:rFonts w:asciiTheme="minorHAnsi" w:eastAsiaTheme="minorEastAsia" w:hAnsiTheme="minorHAnsi" w:cstheme="minorBidi"/>
-          <w:noProof/>
-          <w:kern w:val="2"/>
-          <w:lang w:val="en-PT" w:eastAsia="ja-JP"/>
-          <w14:ligatures w14:val="standardContextual"/>
-        </w:rPr>
-      </w:pPr>
-      <w:hyperlink w:anchor="_Toc180526798" w:history="1">
-        <w:r>
-          <w:rPr>
-            <w:rStyle w:val="Hyperlink"/>
-            <w:noProof/>
-            <w:lang w:val="en-US"/>
-          </w:rPr>
-          <w:t>Annex S2 – Algorithm and Model Optimization Features</w:t>
-        </w:r>
-        <w:r>
-          <w:rPr>
-            <w:noProof/>
-            <w:webHidden/>
-          </w:rPr>
-          <w:tab/>
-        </w:r>
-        <w:r>
-          <w:rPr>
-            <w:noProof/>
-            <w:webHidden/>
-          </w:rPr>
-          <w:fldChar w:fldCharType="begin"/>
-        </w:r>
-        <w:r>
-          <w:rPr>
-            <w:noProof/>
-            <w:webHidden/>
-          </w:rPr>
-          <w:instrText xml:space="preserve"> PAGEREF _Toc180526798 \h </w:instrText>
+          <w:instrText xml:space="preserve"> PAGEREF _Toc180529036 \h </w:instrText>
         </w:r>
         <w:r>
           <w:rPr>
@@ -544,14 +474,14 @@
           <w14:ligatures w14:val="standardContextual"/>
         </w:rPr>
       </w:pPr>
-      <w:hyperlink w:anchor="_Toc180526799" w:history="1">
+      <w:hyperlink w:anchor="_Toc180529037" w:history="1">
         <w:r>
           <w:rPr>
             <w:rStyle w:val="Hyperlink"/>
             <w:noProof/>
             <w:lang w:val="en-US"/>
           </w:rPr>
-          <w:t>Annex S3 – RDKit Full Descriptor List</w:t>
+          <w:t>Annex S2 – Algorithm and Model Optimization Features</w:t>
         </w:r>
         <w:r>
           <w:rPr>
@@ -572,7 +502,7 @@
             <w:noProof/>
             <w:webHidden/>
           </w:rPr>
-          <w:instrText xml:space="preserve"> PAGEREF _Toc180526799 \h </w:instrText>
+          <w:instrText xml:space="preserve"> PAGEREF _Toc180529037 \h </w:instrText>
         </w:r>
         <w:r>
           <w:rPr>
@@ -614,7 +544,77 @@
           <w14:ligatures w14:val="standardContextual"/>
         </w:rPr>
       </w:pPr>
-      <w:hyperlink w:anchor="_Toc180526800" w:history="1">
+      <w:hyperlink w:anchor="_Toc180529038" w:history="1">
+        <w:r>
+          <w:rPr>
+            <w:rStyle w:val="Hyperlink"/>
+            <w:noProof/>
+            <w:lang w:val="en-US"/>
+          </w:rPr>
+          <w:t>Annex S3 – RDKit Full Descriptor List</w:t>
+        </w:r>
+        <w:r>
+          <w:rPr>
+            <w:noProof/>
+            <w:webHidden/>
+          </w:rPr>
+          <w:tab/>
+        </w:r>
+        <w:r>
+          <w:rPr>
+            <w:noProof/>
+            <w:webHidden/>
+          </w:rPr>
+          <w:fldChar w:fldCharType="begin"/>
+        </w:r>
+        <w:r>
+          <w:rPr>
+            <w:noProof/>
+            <w:webHidden/>
+          </w:rPr>
+          <w:instrText xml:space="preserve"> PAGEREF _Toc180529038 \h </w:instrText>
+        </w:r>
+        <w:r>
+          <w:rPr>
+            <w:noProof/>
+            <w:webHidden/>
+          </w:rPr>
+        </w:r>
+        <w:r>
+          <w:rPr>
+            <w:noProof/>
+            <w:webHidden/>
+          </w:rPr>
+          <w:fldChar w:fldCharType="separate"/>
+        </w:r>
+        <w:r>
+          <w:rPr>
+            <w:noProof/>
+            <w:webHidden/>
+          </w:rPr>
+          <w:t>3</w:t>
+        </w:r>
+        <w:r>
+          <w:rPr>
+            <w:noProof/>
+            <w:webHidden/>
+          </w:rPr>
+          <w:fldChar w:fldCharType="end"/>
+        </w:r>
+      </w:hyperlink>
+    </w:p>
+    <w:p>
+      <w:pPr>
+        <w:pStyle w:val="TOC1"/>
+        <w:rPr>
+          <w:rFonts w:asciiTheme="minorHAnsi" w:eastAsiaTheme="minorEastAsia" w:hAnsiTheme="minorHAnsi" w:cstheme="minorBidi"/>
+          <w:noProof/>
+          <w:kern w:val="2"/>
+          <w:lang w:val="en-PT" w:eastAsia="ja-JP"/>
+          <w14:ligatures w14:val="standardContextual"/>
+        </w:rPr>
+      </w:pPr>
+      <w:hyperlink w:anchor="_Toc180529039" w:history="1">
         <w:r>
           <w:rPr>
             <w:rStyle w:val="Hyperlink"/>
@@ -642,7 +642,7 @@
             <w:noProof/>
             <w:webHidden/>
           </w:rPr>
-          <w:instrText xml:space="preserve"> PAGEREF _Toc180526800 \h </w:instrText>
+          <w:instrText xml:space="preserve"> PAGEREF _Toc180529039 \h </w:instrText>
         </w:r>
         <w:r>
           <w:rPr>
@@ -662,7 +662,7 @@
             <w:noProof/>
             <w:webHidden/>
           </w:rPr>
-          <w:t>5</w:t>
+          <w:t>6</w:t>
         </w:r>
         <w:r>
           <w:rPr>
@@ -684,14 +684,14 @@
           <w14:ligatures w14:val="standardContextual"/>
         </w:rPr>
       </w:pPr>
-      <w:hyperlink w:anchor="_Toc180526801" w:history="1">
+      <w:hyperlink w:anchor="_Toc180529040" w:history="1">
         <w:r>
           <w:rPr>
             <w:rStyle w:val="Hyperlink"/>
             <w:noProof/>
             <w:lang w:val="en-US"/>
           </w:rPr>
-          <w:t>Annex S6 – Sample Code for ML Model Design</w:t>
+          <w:t>Annex S5 – Sample Code for ML Model Design</w:t>
         </w:r>
         <w:r>
           <w:rPr>
@@ -712,7 +712,7 @@
             <w:noProof/>
             <w:webHidden/>
           </w:rPr>
-          <w:instrText xml:space="preserve"> PAGEREF _Toc180526801 \h </w:instrText>
+          <w:instrText xml:space="preserve"> PAGEREF _Toc180529040 \h </w:instrText>
         </w:r>
         <w:r>
           <w:rPr>
@@ -754,7 +754,7 @@
           <w14:ligatures w14:val="standardContextual"/>
         </w:rPr>
       </w:pPr>
-      <w:hyperlink w:anchor="_Toc180526802" w:history="1">
+      <w:hyperlink w:anchor="_Toc180529041" w:history="1">
         <w:r>
           <w:rPr>
             <w:rStyle w:val="Hyperlink"/>
@@ -782,7 +782,7 @@
             <w:noProof/>
             <w:webHidden/>
           </w:rPr>
-          <w:instrText xml:space="preserve"> PAGEREF _Toc180526802 \h </w:instrText>
+          <w:instrText xml:space="preserve"> PAGEREF _Toc180529041 \h </w:instrText>
         </w:r>
         <w:r>
           <w:rPr>
@@ -802,7 +802,7 @@
             <w:noProof/>
             <w:webHidden/>
           </w:rPr>
-          <w:t>8</w:t>
+          <w:t>9</w:t>
         </w:r>
         <w:r>
           <w:rPr>
@@ -896,7 +896,7 @@
           <w:lang w:val="en-US"/>
         </w:rPr>
       </w:pPr>
-      <w:bookmarkStart w:id="0" w:name="_Toc180526797"/>
+      <w:bookmarkStart w:id="0" w:name="_Toc180529036"/>
       <w:r>
         <w:rPr>
           <w:lang w:val="en-US"/>
@@ -985,7 +985,7 @@
         </w:rPr>
         <w:t xml:space="preserve"> repository: </w:t>
       </w:r>
-      <w:hyperlink r:id="rId7" w:history="1">
+      <w:hyperlink r:id="rId8" w:history="1">
         <w:r>
           <w:rPr>
             <w:rStyle w:val="Hyperlink"/>
@@ -1050,7 +1050,7 @@
         </w:rPr>
         <w:t xml:space="preserve">: </w:t>
       </w:r>
-      <w:hyperlink r:id="rId8" w:history="1">
+      <w:hyperlink r:id="rId9" w:history="1">
         <w:r>
           <w:rPr>
             <w:rStyle w:val="Hyperlink"/>
@@ -1182,7 +1182,7 @@
           <w:lang w:val="en-US"/>
         </w:rPr>
       </w:pPr>
-      <w:bookmarkStart w:id="1" w:name="_Toc180526798"/>
+      <w:bookmarkStart w:id="1" w:name="_Toc180529037"/>
       <w:r>
         <w:rPr>
           <w:lang w:val="en-US"/>
@@ -1580,7 +1580,7 @@
         </w:rPr>
         <w:t xml:space="preserve">s </w:t>
       </w:r>
-      <w:hyperlink r:id="rId9" w:history="1">
+      <w:hyperlink r:id="rId10" w:history="1">
         <w:r>
           <w:rPr>
             <w:rStyle w:val="Hyperlink"/>
@@ -1623,13 +1623,7 @@
         <w:rPr>
           <w:lang w:val="en-US"/>
         </w:rPr>
-        <w:t>folder</w:t>
-      </w:r>
-      <w:r>
-        <w:rPr>
-          <w:lang w:val="en-US"/>
-        </w:rPr>
-        <w:t>.</w:t>
+        <w:t>folder.</w:t>
       </w:r>
     </w:p>
     <w:p>
@@ -1687,7 +1681,7 @@
           <w:lang w:val="en-US"/>
         </w:rPr>
       </w:pPr>
-      <w:bookmarkStart w:id="2" w:name="_Toc180526799"/>
+      <w:bookmarkStart w:id="2" w:name="_Toc180529038"/>
       <w:r>
         <w:rPr>
           <w:lang w:val="en-US"/>
@@ -6206,7 +6200,7 @@
           <w:lang w:val="en-US"/>
         </w:rPr>
       </w:pPr>
-      <w:bookmarkStart w:id="3" w:name="_Toc180526800"/>
+      <w:bookmarkStart w:id="3" w:name="_Toc180529039"/>
       <w:r>
         <w:rPr>
           <w:lang w:val="en-US"/>
@@ -8334,7 +8328,7 @@
           <w:lang w:val="en-US"/>
         </w:rPr>
       </w:pPr>
-      <w:bookmarkStart w:id="4" w:name="_Toc180526801"/>
+      <w:bookmarkStart w:id="4" w:name="_Toc180529040"/>
       <w:r>
         <w:rPr>
           <w:lang w:val="en-US"/>
@@ -8346,7 +8340,7 @@
         <w:rPr>
           <w:lang w:val="en-US"/>
         </w:rPr>
-        <w:t>6</w:t>
+        <w:t>5</w:t>
       </w:r>
       <w:r>
         <w:rPr>
@@ -8358,6 +8352,7 @@
     </w:p>
     <w:p>
       <w:pPr>
+        <w:spacing w:line="360" w:lineRule="auto"/>
         <w:rPr>
           <w:b/>
           <w:bCs/>
@@ -8369,7 +8364,7 @@
     </w:p>
     <w:p>
       <w:pPr>
-        <w:spacing w:line="480" w:lineRule="auto"/>
+        <w:spacing w:line="360" w:lineRule="auto"/>
         <w:jc w:val="both"/>
         <w:rPr>
           <w:lang w:val="en-US"/>
@@ -8378,7 +8373,7 @@
     </w:p>
     <w:p>
       <w:pPr>
-        <w:spacing w:line="480" w:lineRule="auto"/>
+        <w:spacing w:line="360" w:lineRule="auto"/>
         <w:jc w:val="both"/>
         <w:rPr>
           <w:lang w:val="en-US"/>
@@ -8390,7 +8385,7 @@
         </w:rPr>
         <w:t xml:space="preserve">The scripts for algorithm development are in the articles </w:t>
       </w:r>
-      <w:hyperlink r:id="rId10" w:history="1">
+      <w:hyperlink r:id="rId11" w:history="1">
         <w:r>
           <w:rPr>
             <w:rStyle w:val="Hyperlink"/>
@@ -8409,444 +8404,743 @@
         <w:rPr>
           <w:lang w:val="en-US"/>
         </w:rPr>
-        <w:t xml:space="preserve"> The file “</w:t>
-      </w:r>
-      <w:r>
-        <w:rPr>
-          <w:lang w:val="en-US"/>
-        </w:rPr>
-        <w:t>Group-Lists</w:t>
-      </w:r>
-      <w:r>
-        <w:rPr>
-          <w:lang w:val="en-US"/>
-        </w:rPr>
-        <w:t>” divides all descriptors used by their specific groups; the files “</w:t>
-      </w:r>
-      <w:proofErr w:type="spellStart"/>
-      <w:r>
-        <w:rPr>
-          <w:lang w:val="en-US"/>
-        </w:rPr>
-        <w:t>model_initial_run</w:t>
-      </w:r>
-      <w:proofErr w:type="spellEnd"/>
-      <w:r>
-        <w:rPr>
-          <w:lang w:val="en-US"/>
-        </w:rPr>
         <w:t xml:space="preserve"> </w:t>
       </w:r>
-      <w:proofErr w:type="gramStart"/>
-      <w:r>
-        <w:rPr>
-          <w:lang w:val="en-US"/>
-        </w:rPr>
-        <w:t>“ and</w:t>
-      </w:r>
-      <w:proofErr w:type="gramEnd"/>
-      <w:r>
-        <w:rPr>
-          <w:lang w:val="en-US"/>
-        </w:rPr>
-        <w:t xml:space="preserve"> “</w:t>
-      </w:r>
-      <w:proofErr w:type="spellStart"/>
-      <w:r>
-        <w:rPr>
-          <w:lang w:val="en-US"/>
-        </w:rPr>
-        <w:t>model_feature_eng_run</w:t>
-      </w:r>
-      <w:proofErr w:type="spellEnd"/>
-      <w:r>
-        <w:rPr>
-          <w:lang w:val="en-US"/>
-        </w:rPr>
-        <w:t>” feature the scripts to run the model, according with specific details; “</w:t>
-      </w:r>
-      <w:proofErr w:type="spellStart"/>
-      <w:r>
-        <w:rPr>
-          <w:lang w:val="en-US"/>
-        </w:rPr>
-        <w:t>model_report_analysis</w:t>
-      </w:r>
-      <w:proofErr w:type="spellEnd"/>
-      <w:r>
-        <w:rPr>
-          <w:lang w:val="en-US"/>
-        </w:rPr>
-        <w:t>” file generates the reports for each model run; the file “</w:t>
-      </w:r>
-      <w:r>
-        <w:rPr>
-          <w:lang w:val="en-US"/>
-        </w:rPr>
-        <w:t>mol-conversion</w:t>
-      </w:r>
-      <w:r>
-        <w:rPr>
-          <w:lang w:val="en-US"/>
-        </w:rPr>
-        <w:t xml:space="preserve">” depicts the code to generate the </w:t>
-      </w:r>
-      <w:proofErr w:type="spellStart"/>
-      <w:r>
-        <w:rPr>
-          <w:lang w:val="en-US"/>
-        </w:rPr>
-        <w:t>RDKit</w:t>
-      </w:r>
-      <w:proofErr w:type="spellEnd"/>
-      <w:r>
-        <w:rPr>
-          <w:lang w:val="en-US"/>
-        </w:rPr>
-        <w:t xml:space="preserve"> descriptors.</w:t>
-      </w:r>
-    </w:p>
-    <w:p>
-      <w:pPr>
-        <w:spacing w:line="276" w:lineRule="auto"/>
+    </w:p>
+    <w:p>
+      <w:pPr>
+        <w:spacing w:line="360" w:lineRule="auto"/>
         <w:jc w:val="both"/>
         <w:rPr>
-          <w:sz w:val="28"/>
-          <w:szCs w:val="28"/>
-          <w:lang w:val="en-US"/>
-        </w:rPr>
-      </w:pPr>
-    </w:p>
-    <w:p>
-      <w:pPr>
-        <w:spacing w:line="276" w:lineRule="auto"/>
+          <w:lang w:val="en-US"/>
+        </w:rPr>
+      </w:pPr>
+    </w:p>
+    <w:p>
+      <w:pPr>
+        <w:spacing w:line="360" w:lineRule="auto"/>
         <w:jc w:val="both"/>
-        <w:rPr>
-          <w:sz w:val="28"/>
-          <w:szCs w:val="28"/>
-          <w:lang w:val="en-US"/>
-        </w:rPr>
-      </w:pPr>
-    </w:p>
-    <w:p>
-      <w:pPr>
         <w:rPr>
           <w:b/>
           <w:bCs/>
-          <w:sz w:val="28"/>
-          <w:szCs w:val="28"/>
-          <w:lang w:val="en-US"/>
-        </w:rPr>
-      </w:pPr>
-    </w:p>
-    <w:p>
-      <w:pPr>
+          <w:lang w:val="en-PT"/>
+        </w:rPr>
+      </w:pPr>
+      <w:r>
         <w:rPr>
           <w:b/>
           <w:bCs/>
-          <w:sz w:val="28"/>
-          <w:szCs w:val="28"/>
-          <w:lang w:val="en-US"/>
-        </w:rPr>
-      </w:pPr>
-    </w:p>
-    <w:p>
-      <w:pPr>
+          <w:lang w:val="en-PT"/>
+        </w:rPr>
+        <w:t>Scripts Overview</w:t>
+      </w:r>
+    </w:p>
+    <w:p>
+      <w:pPr>
+        <w:spacing w:line="360" w:lineRule="auto"/>
+        <w:jc w:val="both"/>
         <w:rPr>
           <w:b/>
           <w:bCs/>
-          <w:sz w:val="28"/>
-          <w:szCs w:val="28"/>
-          <w:lang w:val="en-US"/>
-        </w:rPr>
-      </w:pPr>
-    </w:p>
-    <w:p>
-      <w:pPr>
+          <w:lang w:val="en-PT"/>
+        </w:rPr>
+      </w:pPr>
+      <w:r>
         <w:rPr>
           <w:b/>
           <w:bCs/>
-          <w:sz w:val="28"/>
-          <w:szCs w:val="28"/>
-          <w:lang w:val="en-US"/>
-        </w:rPr>
-      </w:pPr>
-    </w:p>
-    <w:p>
-      <w:pPr>
+          <w:lang w:val="en-PT"/>
+        </w:rPr>
+        <w:t>1. mol-conversion.py</w:t>
+      </w:r>
+    </w:p>
+    <w:p>
+      <w:pPr>
+        <w:spacing w:line="360" w:lineRule="auto"/>
+        <w:jc w:val="both"/>
+        <w:rPr>
+          <w:lang w:val="en-PT"/>
+        </w:rPr>
+      </w:pPr>
+      <w:r>
+        <w:rPr>
+          <w:lang w:val="en-PT"/>
+        </w:rPr>
+        <w:t>This script is designed for </w:t>
+      </w:r>
+      <w:r>
         <w:rPr>
           <w:b/>
           <w:bCs/>
-          <w:sz w:val="28"/>
-          <w:szCs w:val="28"/>
-          <w:lang w:val="en-US"/>
-        </w:rPr>
-      </w:pPr>
-    </w:p>
-    <w:p>
-      <w:pPr>
+          <w:lang w:val="en-PT"/>
+        </w:rPr>
+        <w:t>molecular data processing and conversion</w:t>
+      </w:r>
+      <w:r>
+        <w:rPr>
+          <w:lang w:val="en-PT"/>
+        </w:rPr>
+        <w:t>. It helps convert molecular structures in the dataset into formats that can be used by the machine learning models. Key functionalities include:</w:t>
+      </w:r>
+    </w:p>
+    <w:p>
+      <w:pPr>
+        <w:numPr>
+          <w:ilvl w:val="0"/>
+          <w:numId w:val="1"/>
+        </w:numPr>
+        <w:spacing w:line="360" w:lineRule="auto"/>
+        <w:jc w:val="both"/>
+        <w:rPr>
+          <w:lang w:val="en-PT"/>
+        </w:rPr>
+      </w:pPr>
+      <w:r>
+        <w:rPr>
+          <w:lang w:val="en-PT"/>
+        </w:rPr>
+        <w:t>Converting molecular data (e.g., SMILES strings) into descriptor formats suitable for model input.</w:t>
+      </w:r>
+    </w:p>
+    <w:p>
+      <w:pPr>
+        <w:numPr>
+          <w:ilvl w:val="0"/>
+          <w:numId w:val="1"/>
+        </w:numPr>
+        <w:spacing w:line="360" w:lineRule="auto"/>
+        <w:jc w:val="both"/>
+        <w:rPr>
+          <w:lang w:val="en-PT"/>
+        </w:rPr>
+      </w:pPr>
+      <w:r>
+        <w:rPr>
+          <w:lang w:val="en-PT"/>
+        </w:rPr>
+        <w:t>Handling molecule-based transformations, ensuring that molecular representations are standardized and compatible with the model.</w:t>
+      </w:r>
+    </w:p>
+    <w:p>
+      <w:pPr>
+        <w:numPr>
+          <w:ilvl w:val="0"/>
+          <w:numId w:val="1"/>
+        </w:numPr>
+        <w:spacing w:line="360" w:lineRule="auto"/>
+        <w:jc w:val="both"/>
+        <w:rPr>
+          <w:lang w:val="en-PT"/>
+        </w:rPr>
+      </w:pPr>
+      <w:r>
+        <w:rPr>
+          <w:lang w:val="en-PT"/>
+        </w:rPr>
+        <w:t>The output of this script is typically used as input features for subsequent model training and evaluation.</w:t>
+      </w:r>
+    </w:p>
+    <w:p>
+      <w:pPr>
+        <w:spacing w:line="360" w:lineRule="auto"/>
+        <w:ind w:left="720"/>
+        <w:jc w:val="both"/>
+        <w:rPr>
+          <w:lang w:val="en-PT"/>
+        </w:rPr>
+      </w:pPr>
+    </w:p>
+    <w:p>
+      <w:pPr>
+        <w:spacing w:line="360" w:lineRule="auto"/>
+        <w:jc w:val="both"/>
         <w:rPr>
           <w:b/>
           <w:bCs/>
-          <w:sz w:val="28"/>
-          <w:szCs w:val="28"/>
-          <w:lang w:val="en-US"/>
-        </w:rPr>
-      </w:pPr>
-    </w:p>
-    <w:p>
-      <w:pPr>
+          <w:lang w:val="en-PT"/>
+        </w:rPr>
+      </w:pPr>
+      <w:r>
         <w:rPr>
           <w:b/>
           <w:bCs/>
-          <w:sz w:val="28"/>
-          <w:szCs w:val="28"/>
-          <w:lang w:val="en-US"/>
-        </w:rPr>
-      </w:pPr>
-    </w:p>
-    <w:p>
-      <w:pPr>
+          <w:lang w:val="en-PT"/>
+        </w:rPr>
+        <w:t>2. model_preliminary_run.py</w:t>
+      </w:r>
+    </w:p>
+    <w:p>
+      <w:pPr>
+        <w:spacing w:line="360" w:lineRule="auto"/>
+        <w:jc w:val="both"/>
+        <w:rPr>
+          <w:lang w:val="en-PT"/>
+        </w:rPr>
+      </w:pPr>
+      <w:r>
+        <w:rPr>
+          <w:lang w:val="en-PT"/>
+        </w:rPr>
+        <w:t>This script performs an </w:t>
+      </w:r>
+      <w:r>
         <w:rPr>
           <w:b/>
           <w:bCs/>
-          <w:sz w:val="28"/>
-          <w:szCs w:val="28"/>
-          <w:lang w:val="en-US"/>
-        </w:rPr>
-      </w:pPr>
-    </w:p>
-    <w:p>
-      <w:pPr>
+          <w:lang w:val="en-PT"/>
+        </w:rPr>
+        <w:t>initial model evaluation</w:t>
+      </w:r>
+      <w:r>
+        <w:rPr>
+          <w:lang w:val="en-PT"/>
+        </w:rPr>
+        <w:t> to provide baseline performance metrics. It runs a set of pre-defined machine learning models without hyperparameter tuning, giving insight into how well each model performs on the original dataset before further optimization steps. Functions include:</w:t>
+      </w:r>
+    </w:p>
+    <w:p>
+      <w:pPr>
+        <w:numPr>
+          <w:ilvl w:val="0"/>
+          <w:numId w:val="2"/>
+        </w:numPr>
+        <w:spacing w:line="360" w:lineRule="auto"/>
+        <w:jc w:val="both"/>
+        <w:rPr>
+          <w:lang w:val="en-PT"/>
+        </w:rPr>
+      </w:pPr>
+      <w:r>
+        <w:rPr>
+          <w:lang w:val="en-PT"/>
+        </w:rPr>
+        <w:t>Loading the dataset and preparing it for modeling.</w:t>
+      </w:r>
+    </w:p>
+    <w:p>
+      <w:pPr>
+        <w:numPr>
+          <w:ilvl w:val="0"/>
+          <w:numId w:val="2"/>
+        </w:numPr>
+        <w:spacing w:line="360" w:lineRule="auto"/>
+        <w:jc w:val="both"/>
+        <w:rPr>
+          <w:lang w:val="en-PT"/>
+        </w:rPr>
+      </w:pPr>
+      <w:r>
+        <w:rPr>
+          <w:lang w:val="en-PT"/>
+        </w:rPr>
+        <w:t>Running baseline models: Random Forest, Gradient Boosting, Support Vector Machines, Neural Networks.</w:t>
+      </w:r>
+    </w:p>
+    <w:p>
+      <w:pPr>
+        <w:numPr>
+          <w:ilvl w:val="0"/>
+          <w:numId w:val="2"/>
+        </w:numPr>
+        <w:spacing w:line="360" w:lineRule="auto"/>
+        <w:jc w:val="both"/>
+        <w:rPr>
+          <w:lang w:val="en-PT"/>
+        </w:rPr>
+      </w:pPr>
+      <w:r>
+        <w:rPr>
+          <w:lang w:val="en-PT"/>
+        </w:rPr>
+        <w:t>Outputting preliminary performance metrics (R², MAE, RMSE) to help guide future model selection and optimization steps.</w:t>
+      </w:r>
+    </w:p>
+    <w:p>
+      <w:pPr>
+        <w:spacing w:line="360" w:lineRule="auto"/>
+        <w:ind w:left="720"/>
+        <w:jc w:val="both"/>
+        <w:rPr>
+          <w:lang w:val="en-PT"/>
+        </w:rPr>
+      </w:pPr>
+    </w:p>
+    <w:p>
+      <w:pPr>
+        <w:spacing w:line="360" w:lineRule="auto"/>
+        <w:jc w:val="both"/>
         <w:rPr>
           <w:b/>
           <w:bCs/>
-          <w:sz w:val="28"/>
-          <w:szCs w:val="28"/>
-          <w:lang w:val="en-US"/>
-        </w:rPr>
-      </w:pPr>
-    </w:p>
-    <w:p>
-      <w:pPr>
+          <w:lang w:val="en-PT"/>
+        </w:rPr>
+      </w:pPr>
+      <w:r>
         <w:rPr>
           <w:b/>
           <w:bCs/>
-          <w:sz w:val="28"/>
-          <w:szCs w:val="28"/>
-          <w:lang w:val="en-US"/>
-        </w:rPr>
-      </w:pPr>
-    </w:p>
-    <w:p>
-      <w:pPr>
+          <w:lang w:val="en-PT"/>
+        </w:rPr>
+        <w:t>3. ESA_data_augmentation.py</w:t>
+      </w:r>
+    </w:p>
+    <w:p>
+      <w:pPr>
+        <w:spacing w:line="360" w:lineRule="auto"/>
+        <w:jc w:val="both"/>
+        <w:rPr>
+          <w:lang w:val="en-PT"/>
+        </w:rPr>
+      </w:pPr>
+      <w:r>
+        <w:rPr>
+          <w:lang w:val="en-PT"/>
+        </w:rPr>
+        <w:t>This script is used for </w:t>
+      </w:r>
+      <w:r>
         <w:rPr>
           <w:b/>
           <w:bCs/>
-          <w:sz w:val="28"/>
-          <w:szCs w:val="28"/>
-          <w:lang w:val="en-US"/>
-        </w:rPr>
-      </w:pPr>
-    </w:p>
-    <w:p>
-      <w:pPr>
+          <w:lang w:val="en-PT"/>
+        </w:rPr>
+        <w:t>data augmentation</w:t>
+      </w:r>
+      <w:r>
+        <w:rPr>
+          <w:lang w:val="en-PT"/>
+        </w:rPr>
+        <w:t> on the ESA-Vanadium dataset. It enriches the dataset by generating synthetic data points or applying transformations to existing data. The key functions of this script include:</w:t>
+      </w:r>
+    </w:p>
+    <w:p>
+      <w:pPr>
+        <w:numPr>
+          <w:ilvl w:val="0"/>
+          <w:numId w:val="3"/>
+        </w:numPr>
+        <w:spacing w:line="360" w:lineRule="auto"/>
+        <w:jc w:val="both"/>
+        <w:rPr>
+          <w:lang w:val="en-PT"/>
+        </w:rPr>
+      </w:pPr>
+      <w:r>
+        <w:rPr>
+          <w:lang w:val="en-PT"/>
+        </w:rPr>
+        <w:t>Handling missing values or filling gaps in the dataset.</w:t>
+      </w:r>
+    </w:p>
+    <w:p>
+      <w:pPr>
+        <w:numPr>
+          <w:ilvl w:val="0"/>
+          <w:numId w:val="3"/>
+        </w:numPr>
+        <w:spacing w:line="360" w:lineRule="auto"/>
+        <w:jc w:val="both"/>
+        <w:rPr>
+          <w:lang w:val="en-PT"/>
+        </w:rPr>
+      </w:pPr>
+      <w:r>
+        <w:rPr>
+          <w:lang w:val="en-PT"/>
+        </w:rPr>
+        <w:t>Augmenting the dataset to expand feature space, enabling robust model training.</w:t>
+      </w:r>
+    </w:p>
+    <w:p>
+      <w:pPr>
+        <w:numPr>
+          <w:ilvl w:val="0"/>
+          <w:numId w:val="3"/>
+        </w:numPr>
+        <w:spacing w:line="360" w:lineRule="auto"/>
+        <w:jc w:val="both"/>
+        <w:rPr>
+          <w:lang w:val="en-PT"/>
+        </w:rPr>
+      </w:pPr>
+      <w:r>
+        <w:rPr>
+          <w:lang w:val="en-PT"/>
+        </w:rPr>
+        <w:lastRenderedPageBreak/>
+        <w:t>Ensures that augmented data remains representative of the original chemical reaction conditions, focusing on maintaining chemical consistency.</w:t>
+      </w:r>
+    </w:p>
+    <w:p>
+      <w:pPr>
+        <w:spacing w:line="360" w:lineRule="auto"/>
+        <w:ind w:left="720"/>
+        <w:jc w:val="both"/>
+        <w:rPr>
+          <w:lang w:val="en-PT"/>
+        </w:rPr>
+      </w:pPr>
+    </w:p>
+    <w:p>
+      <w:pPr>
+        <w:spacing w:line="360" w:lineRule="auto"/>
+        <w:jc w:val="both"/>
         <w:rPr>
           <w:b/>
           <w:bCs/>
-          <w:sz w:val="28"/>
-          <w:szCs w:val="28"/>
-          <w:lang w:val="en-US"/>
-        </w:rPr>
-      </w:pPr>
-    </w:p>
-    <w:p>
-      <w:pPr>
+          <w:lang w:val="en-PT"/>
+        </w:rPr>
+      </w:pPr>
+      <w:r>
         <w:rPr>
           <w:b/>
           <w:bCs/>
-          <w:sz w:val="28"/>
-          <w:szCs w:val="28"/>
-          <w:lang w:val="en-US"/>
-        </w:rPr>
-      </w:pPr>
-    </w:p>
-    <w:p>
-      <w:pPr>
+          <w:lang w:val="en-PT"/>
+        </w:rPr>
+        <w:t>4. ESA-hyperparameter-opt.py</w:t>
+      </w:r>
+    </w:p>
+    <w:p>
+      <w:pPr>
+        <w:spacing w:line="360" w:lineRule="auto"/>
+        <w:jc w:val="both"/>
+        <w:rPr>
+          <w:lang w:val="en-PT"/>
+        </w:rPr>
+      </w:pPr>
+      <w:r>
+        <w:rPr>
+          <w:lang w:val="en-PT"/>
+        </w:rPr>
+        <w:t>This script performs </w:t>
+      </w:r>
+      <w:r>
         <w:rPr>
           <w:b/>
           <w:bCs/>
-          <w:sz w:val="28"/>
-          <w:szCs w:val="28"/>
-          <w:lang w:val="en-US"/>
-        </w:rPr>
-      </w:pPr>
-    </w:p>
-    <w:p>
-      <w:pPr>
+          <w:lang w:val="en-PT"/>
+        </w:rPr>
+        <w:t>hyperparameter optimization</w:t>
+      </w:r>
+      <w:r>
+        <w:rPr>
+          <w:lang w:val="en-PT"/>
+        </w:rPr>
+        <w:t> for a Random Forest model using the RandomizedSearchCV function from scikit-learn. The primary objective is to optimize the model's performance by searching over a predefined range of hyperparameters. The script:</w:t>
+      </w:r>
+    </w:p>
+    <w:p>
+      <w:pPr>
+        <w:numPr>
+          <w:ilvl w:val="0"/>
+          <w:numId w:val="4"/>
+        </w:numPr>
+        <w:spacing w:line="360" w:lineRule="auto"/>
+        <w:jc w:val="both"/>
+        <w:rPr>
+          <w:lang w:val="en-PT"/>
+        </w:rPr>
+      </w:pPr>
+      <w:r>
+        <w:rPr>
+          <w:lang w:val="en-PT"/>
+        </w:rPr>
+        <w:t>Loads the ESA-Vanadium dataset, excluding certain irrelevant features.</w:t>
+      </w:r>
+    </w:p>
+    <w:p>
+      <w:pPr>
+        <w:numPr>
+          <w:ilvl w:val="0"/>
+          <w:numId w:val="4"/>
+        </w:numPr>
+        <w:spacing w:line="360" w:lineRule="auto"/>
+        <w:jc w:val="both"/>
+        <w:rPr>
+          <w:lang w:val="en-PT"/>
+        </w:rPr>
+      </w:pPr>
+      <w:r>
+        <w:rPr>
+          <w:lang w:val="en-PT"/>
+        </w:rPr>
+        <w:t>Conducts Random Forest regression, applying a hyperparameter search over parameters like the number of estimators, depth, and minimum samples split.</w:t>
+      </w:r>
+    </w:p>
+    <w:p>
+      <w:pPr>
+        <w:numPr>
+          <w:ilvl w:val="0"/>
+          <w:numId w:val="4"/>
+        </w:numPr>
+        <w:spacing w:line="360" w:lineRule="auto"/>
+        <w:jc w:val="both"/>
+        <w:rPr>
+          <w:lang w:val="en-PT"/>
+        </w:rPr>
+      </w:pPr>
+      <w:r>
+        <w:rPr>
+          <w:lang w:val="en-PT"/>
+        </w:rPr>
+        <w:t>Evaluates model performance using metrics such as R², mean absolute error (MAE), and root mean squared error (RMSE) over multiple iterations.</w:t>
+      </w:r>
+    </w:p>
+    <w:p>
+      <w:pPr>
+        <w:numPr>
+          <w:ilvl w:val="0"/>
+          <w:numId w:val="4"/>
+        </w:numPr>
+        <w:spacing w:line="360" w:lineRule="auto"/>
+        <w:jc w:val="both"/>
+        <w:rPr>
+          <w:lang w:val="en-PT"/>
+        </w:rPr>
+      </w:pPr>
+      <w:r>
+        <w:rPr>
+          <w:lang w:val="en-PT"/>
+        </w:rPr>
+        <w:t>Saves the optimized model results and the best hyperparameters to a CSV file for further analysis.</w:t>
+      </w:r>
+    </w:p>
+    <w:p>
+      <w:pPr>
+        <w:spacing w:line="360" w:lineRule="auto"/>
+        <w:ind w:left="720"/>
+        <w:jc w:val="both"/>
+        <w:rPr>
+          <w:lang w:val="en-PT"/>
+        </w:rPr>
+      </w:pPr>
+    </w:p>
+    <w:p>
+      <w:pPr>
+        <w:spacing w:line="360" w:lineRule="auto"/>
+        <w:jc w:val="both"/>
         <w:rPr>
           <w:b/>
           <w:bCs/>
-          <w:sz w:val="28"/>
-          <w:szCs w:val="28"/>
-          <w:lang w:val="en-US"/>
-        </w:rPr>
-      </w:pPr>
-    </w:p>
-    <w:p>
-      <w:pPr>
+          <w:lang w:val="en-PT"/>
+        </w:rPr>
+      </w:pPr>
+      <w:r>
         <w:rPr>
           <w:b/>
           <w:bCs/>
-          <w:sz w:val="28"/>
-          <w:szCs w:val="28"/>
-          <w:lang w:val="en-US"/>
-        </w:rPr>
-      </w:pPr>
-    </w:p>
-    <w:p>
-      <w:pPr>
+          <w:lang w:val="en-PT"/>
+        </w:rPr>
+        <w:t>5. ESA_model_opt_run.py</w:t>
+      </w:r>
+    </w:p>
+    <w:p>
+      <w:pPr>
+        <w:spacing w:line="360" w:lineRule="auto"/>
+        <w:jc w:val="both"/>
+        <w:rPr>
+          <w:lang w:val="en-PT"/>
+        </w:rPr>
+      </w:pPr>
+      <w:r>
+        <w:rPr>
+          <w:lang w:val="en-PT"/>
+        </w:rPr>
+        <w:t>This script focuses on the </w:t>
+      </w:r>
+      <w:r>
         <w:rPr>
           <w:b/>
           <w:bCs/>
-          <w:sz w:val="28"/>
-          <w:szCs w:val="28"/>
-          <w:lang w:val="en-US"/>
-        </w:rPr>
-      </w:pPr>
-    </w:p>
-    <w:p>
-      <w:pPr>
+          <w:lang w:val="en-PT"/>
+        </w:rPr>
+        <w:t>execution and evaluation</w:t>
+      </w:r>
+      <w:r>
+        <w:rPr>
+          <w:lang w:val="en-PT"/>
+        </w:rPr>
+        <w:t> of the optimized RF machine learning model on the augmented ESA-Vanadium dataset. It is responsible for:</w:t>
+      </w:r>
+    </w:p>
+    <w:p>
+      <w:pPr>
+        <w:numPr>
+          <w:ilvl w:val="0"/>
+          <w:numId w:val="5"/>
+        </w:numPr>
+        <w:spacing w:line="360" w:lineRule="auto"/>
+        <w:jc w:val="both"/>
+        <w:rPr>
+          <w:lang w:val="en-PT"/>
+        </w:rPr>
+      </w:pPr>
+      <w:r>
+        <w:rPr>
+          <w:lang w:val="en-PT"/>
+        </w:rPr>
+        <w:t>Collecting results from each model's training and testing phases.</w:t>
+      </w:r>
+    </w:p>
+    <w:p>
+      <w:pPr>
+        <w:numPr>
+          <w:ilvl w:val="0"/>
+          <w:numId w:val="5"/>
+        </w:numPr>
+        <w:spacing w:line="360" w:lineRule="auto"/>
+        <w:jc w:val="both"/>
+        <w:rPr>
+          <w:lang w:val="en-PT"/>
+        </w:rPr>
+      </w:pPr>
+      <w:r>
+        <w:rPr>
+          <w:lang w:val="en-PT"/>
+        </w:rPr>
+        <w:t>Recording performance metrics, including training and test R², MAE, and RMSE for each model and iteration.</w:t>
+      </w:r>
+    </w:p>
+    <w:p>
+      <w:pPr>
+        <w:numPr>
+          <w:ilvl w:val="0"/>
+          <w:numId w:val="5"/>
+        </w:numPr>
+        <w:spacing w:line="360" w:lineRule="auto"/>
+        <w:jc w:val="both"/>
+        <w:rPr>
+          <w:lang w:val="en-PT"/>
+        </w:rPr>
+      </w:pPr>
+      <w:r>
+        <w:rPr>
+          <w:lang w:val="en-PT"/>
+        </w:rPr>
+        <w:t>Saving the evaluation metrics and model-specific results for further analysis or comparison.</w:t>
+      </w:r>
+    </w:p>
+    <w:p>
+      <w:pPr>
+        <w:spacing w:line="360" w:lineRule="auto"/>
+        <w:ind w:left="720"/>
+        <w:jc w:val="both"/>
+        <w:rPr>
+          <w:lang w:val="en-PT"/>
+        </w:rPr>
+      </w:pPr>
+    </w:p>
+    <w:p>
+      <w:pPr>
+        <w:spacing w:line="360" w:lineRule="auto"/>
+        <w:jc w:val="both"/>
         <w:rPr>
           <w:b/>
           <w:bCs/>
-          <w:sz w:val="28"/>
-          <w:szCs w:val="28"/>
-          <w:lang w:val="en-US"/>
-        </w:rPr>
-      </w:pPr>
-    </w:p>
-    <w:p>
-      <w:pPr>
+          <w:lang w:val="en-PT"/>
+        </w:rPr>
+      </w:pPr>
+      <w:r>
         <w:rPr>
           <w:b/>
           <w:bCs/>
-          <w:sz w:val="28"/>
-          <w:szCs w:val="28"/>
-          <w:lang w:val="en-US"/>
-        </w:rPr>
-      </w:pPr>
-    </w:p>
-    <w:p>
-      <w:pPr>
+          <w:lang w:val="en-PT"/>
+        </w:rPr>
+        <w:t>7. partial_dependency_plots.py</w:t>
+      </w:r>
+    </w:p>
+    <w:p>
+      <w:pPr>
+        <w:spacing w:line="360" w:lineRule="auto"/>
+        <w:jc w:val="both"/>
+        <w:rPr>
+          <w:lang w:val="en-PT"/>
+        </w:rPr>
+      </w:pPr>
+      <w:r>
+        <w:rPr>
+          <w:lang w:val="en-PT"/>
+        </w:rPr>
+        <w:t>This script generates </w:t>
+      </w:r>
+      <w:r>
         <w:rPr>
           <w:b/>
           <w:bCs/>
-          <w:sz w:val="28"/>
-          <w:szCs w:val="28"/>
-          <w:lang w:val="en-US"/>
-        </w:rPr>
-      </w:pPr>
-    </w:p>
-    <w:p>
-      <w:pPr>
-        <w:rPr>
-          <w:b/>
-          <w:bCs/>
-          <w:sz w:val="28"/>
-          <w:szCs w:val="28"/>
-          <w:lang w:val="en-US"/>
-        </w:rPr>
-      </w:pPr>
-    </w:p>
-    <w:p>
-      <w:pPr>
-        <w:rPr>
-          <w:b/>
-          <w:bCs/>
-          <w:sz w:val="28"/>
-          <w:szCs w:val="28"/>
-          <w:lang w:val="en-US"/>
-        </w:rPr>
-      </w:pPr>
-    </w:p>
-    <w:p>
-      <w:pPr>
-        <w:rPr>
-          <w:b/>
-          <w:bCs/>
-          <w:sz w:val="28"/>
-          <w:szCs w:val="28"/>
-          <w:lang w:val="en-US"/>
-        </w:rPr>
-      </w:pPr>
-    </w:p>
-    <w:p>
-      <w:pPr>
-        <w:rPr>
-          <w:b/>
-          <w:bCs/>
-          <w:sz w:val="28"/>
-          <w:szCs w:val="28"/>
-          <w:lang w:val="en-US"/>
-        </w:rPr>
-      </w:pPr>
-    </w:p>
-    <w:p>
-      <w:pPr>
-        <w:rPr>
-          <w:b/>
-          <w:bCs/>
-          <w:sz w:val="28"/>
-          <w:szCs w:val="28"/>
-          <w:lang w:val="en-US"/>
-        </w:rPr>
-      </w:pPr>
-    </w:p>
-    <w:p>
-      <w:pPr>
-        <w:rPr>
-          <w:b/>
-          <w:bCs/>
-          <w:sz w:val="28"/>
-          <w:szCs w:val="28"/>
-          <w:lang w:val="en-US"/>
-        </w:rPr>
-      </w:pPr>
-    </w:p>
-    <w:p>
-      <w:pPr>
-        <w:rPr>
-          <w:b/>
-          <w:bCs/>
-          <w:sz w:val="28"/>
-          <w:szCs w:val="28"/>
-          <w:lang w:val="en-US"/>
-        </w:rPr>
-      </w:pPr>
-    </w:p>
-    <w:p>
-      <w:pPr>
-        <w:rPr>
-          <w:b/>
-          <w:bCs/>
-          <w:sz w:val="28"/>
-          <w:szCs w:val="28"/>
-          <w:lang w:val="en-US"/>
-        </w:rPr>
-      </w:pPr>
-    </w:p>
-    <w:p>
-      <w:pPr>
-        <w:rPr>
-          <w:lang w:val="en-US" w:eastAsia="en-US"/>
-        </w:rPr>
-      </w:pPr>
-    </w:p>
-    <w:p>
-      <w:pPr>
-        <w:rPr>
-          <w:lang w:val="en-US" w:eastAsia="en-US"/>
+          <w:lang w:val="en-PT"/>
+        </w:rPr>
+        <w:t>partial dependence plots (PDPs)</w:t>
+      </w:r>
+      <w:r>
+        <w:rPr>
+          <w:lang w:val="en-PT"/>
+        </w:rPr>
+        <w:t> to interpret the behavior of the trained models. PDPs show how each feature impacts the predicted outcome, allowing for better understanding of the model's decision-making process. The script:</w:t>
+      </w:r>
+    </w:p>
+    <w:p>
+      <w:pPr>
+        <w:numPr>
+          <w:ilvl w:val="0"/>
+          <w:numId w:val="6"/>
+        </w:numPr>
+        <w:spacing w:line="360" w:lineRule="auto"/>
+        <w:jc w:val="both"/>
+        <w:rPr>
+          <w:lang w:val="en-PT"/>
+        </w:rPr>
+      </w:pPr>
+      <w:r>
+        <w:rPr>
+          <w:lang w:val="en-PT"/>
+        </w:rPr>
+        <w:t>Loads the trained model and dataset.</w:t>
+      </w:r>
+    </w:p>
+    <w:p>
+      <w:pPr>
+        <w:numPr>
+          <w:ilvl w:val="0"/>
+          <w:numId w:val="6"/>
+        </w:numPr>
+        <w:spacing w:line="360" w:lineRule="auto"/>
+        <w:jc w:val="both"/>
+        <w:rPr>
+          <w:lang w:val="en-PT"/>
+        </w:rPr>
+      </w:pPr>
+      <w:r>
+        <w:rPr>
+          <w:lang w:val="en-PT"/>
+        </w:rPr>
+        <w:t>Generates plots that display the relationship between individual features and the model's predictions.</w:t>
+      </w:r>
+    </w:p>
+    <w:p>
+      <w:pPr>
+        <w:numPr>
+          <w:ilvl w:val="0"/>
+          <w:numId w:val="6"/>
+        </w:numPr>
+        <w:spacing w:line="360" w:lineRule="auto"/>
+        <w:jc w:val="both"/>
+        <w:rPr>
+          <w:lang w:val="en-PT"/>
+        </w:rPr>
+      </w:pPr>
+      <w:r>
+        <w:rPr>
+          <w:lang w:val="en-PT"/>
+        </w:rPr>
+        <w:t>Visualizes feature importance and dependencies, helping to uncover key drivers in the reaction outcomes.</w:t>
+      </w:r>
+    </w:p>
+    <w:p>
+      <w:pPr>
+        <w:spacing w:line="360" w:lineRule="auto"/>
+        <w:jc w:val="both"/>
+        <w:rPr>
+          <w:lang w:val="en-PT"/>
         </w:rPr>
       </w:pPr>
     </w:p>
@@ -8859,7 +9153,7 @@
           <w:lang w:val="en-US"/>
         </w:rPr>
       </w:pPr>
-      <w:bookmarkStart w:id="5" w:name="_Toc180526802"/>
+      <w:bookmarkStart w:id="5" w:name="_Toc180529041"/>
       <w:r>
         <w:rPr>
           <w:rFonts w:cs="Times New Roman"/>
@@ -8992,7 +9286,7 @@
         </w:rPr>
         <w:t xml:space="preserve">. </w:t>
       </w:r>
-      <w:hyperlink r:id="rId11" w:anchor="list-of-available-descriptors" w:history="1">
+      <w:hyperlink r:id="rId12" w:anchor="list-of-available-descriptors" w:history="1">
         <w:r>
           <w:rPr>
             <w:rStyle w:val="Hyperlink"/>
@@ -9092,7 +9386,7 @@
         </w:rPr>
         <w:t xml:space="preserve">. </w:t>
       </w:r>
-      <w:hyperlink r:id="rId12" w:history="1">
+      <w:hyperlink r:id="rId13" w:history="1">
         <w:r>
           <w:rPr>
             <w:rStyle w:val="Hyperlink"/>
@@ -9185,7 +9479,7 @@
         </w:rPr>
         <w:t xml:space="preserve">. 2023. </w:t>
       </w:r>
-      <w:hyperlink r:id="rId13" w:history="1">
+      <w:hyperlink r:id="rId14" w:history="1">
         <w:r>
           <w:rPr>
             <w:rStyle w:val="Hyperlink"/>
@@ -9285,7 +9579,7 @@
         </w:rPr>
         <w:t xml:space="preserve">. 2020. </w:t>
       </w:r>
-      <w:hyperlink r:id="rId14" w:history="1">
+      <w:hyperlink r:id="rId15" w:history="1">
         <w:r>
           <w:rPr>
             <w:rStyle w:val="Hyperlink"/>
@@ -9355,8 +9649,8 @@
       </w:r>
     </w:p>
     <w:sectPr>
-      <w:footerReference w:type="even" r:id="rId15"/>
-      <w:footerReference w:type="default" r:id="rId16"/>
+      <w:footerReference w:type="even" r:id="rId16"/>
+      <w:footerReference w:type="default" r:id="rId17"/>
       <w:pgSz w:w="11900" w:h="16840"/>
       <w:pgMar w:top="1090" w:right="1440" w:bottom="1440" w:left="1156" w:header="708" w:footer="708" w:gutter="0"/>
       <w:cols w:space="708"/>
@@ -9559,6 +9853,923 @@
     </w:p>
   </w:footnote>
 </w:footnotes>
+</file>
+
+<file path=word/numbering.xml><?xml version="1.0" encoding="utf-8"?>
+<w:numbering xmlns:wpc="http://schemas.microsoft.com/office/word/2010/wordprocessingCanvas" xmlns:cx="http://schemas.microsoft.com/office/drawing/2014/chartex" xmlns:cx1="http://schemas.microsoft.com/office/drawing/2015/9/8/chartex" xmlns:cx2="http://schemas.microsoft.com/office/drawing/2015/10/21/chartex" xmlns:cx3="http://schemas.microsoft.com/office/drawing/2016/5/9/chartex" xmlns:cx4="http://schemas.microsoft.com/office/drawing/2016/5/10/chartex" xmlns:cx5="http://schemas.microsoft.com/office/drawing/2016/5/11/chartex" xmlns:cx6="http://schemas.microsoft.com/office/drawing/2016/5/12/chartex" xmlns:cx7="http://schemas.microsoft.com/office/drawing/2016/5/13/chartex" xmlns:cx8="http://schemas.microsoft.com/office/drawing/2016/5/14/chartex" xmlns:mc="http://schemas.openxmlformats.org/markup-compatibility/2006" xmlns:aink="http://schemas.microsoft.com/office/drawing/2016/ink" xmlns:am3d="http://schemas.microsoft.com/office/drawing/2017/model3d" xmlns:o="urn:schemas-microsoft-com:office:office" xmlns:oel="http://schemas.microsoft.com/office/2019/extlst" xmlns:r="http://schemas.openxmlformats.org/officeDocument/2006/relationships" xmlns:m="http://schemas.openxmlformats.org/officeDocument/2006/math" xmlns:v="urn:schemas-microsoft-com:vml" xmlns:wp14="http://schemas.microsoft.com/office/word/2010/wordprocessingDrawing" xmlns:wp="http://schemas.openxmlformats.org/drawingml/2006/wordprocessingDrawing" xmlns:w10="urn:schemas-microsoft-com:office:word" xmlns:w="http://schemas.openxmlformats.org/wordprocessingml/2006/main" xmlns:w14="http://schemas.microsoft.com/office/word/2010/wordml" xmlns:w15="http://schemas.microsoft.com/office/word/2012/wordml" xmlns:w16cex="http://schemas.microsoft.com/office/word/2018/wordml/cex" xmlns:w16cid="http://schemas.microsoft.com/office/word/2016/wordml/cid" xmlns:w16="http://schemas.microsoft.com/office/word/2018/wordml" xmlns:w16du="http://schemas.microsoft.com/office/word/2023/wordml/word16du" xmlns:w16sdtdh="http://schemas.microsoft.com/office/word/2020/wordml/sdtdatahash" xmlns:w16se="http://schemas.microsoft.com/office/word/2015/wordml/symex" xmlns:wpg="http://schemas.microsoft.com/office/word/2010/wordprocessingGroup" xmlns:wpi="http://schemas.microsoft.com/office/word/2010/wordprocessingInk" xmlns:wne="http://schemas.microsoft.com/office/word/2006/wordml" xmlns:wps="http://schemas.microsoft.com/office/word/2010/wordprocessingShape" mc:Ignorable="w14 w15 w16se w16cid w16 w16cex w16sdtdh w16du wp14">
+  <w:abstractNum w:abstractNumId="0" w15:restartNumberingAfterBreak="0">
+    <w:nsid w:val="0DD25920"/>
+    <w:multiLevelType w:val="multilevel"/>
+    <w:tmpl w:val="E68039EE"/>
+    <w:lvl w:ilvl="0">
+      <w:start w:val="1"/>
+      <w:numFmt w:val="bullet"/>
+      <w:lvlText w:val=""/>
+      <w:lvlJc w:val="left"/>
+      <w:pPr>
+        <w:tabs>
+          <w:tab w:val="num" w:pos="720"/>
+        </w:tabs>
+        <w:ind w:left="720" w:hanging="360"/>
+      </w:pPr>
+      <w:rPr>
+        <w:rFonts w:ascii="Symbol" w:hAnsi="Symbol" w:hint="default"/>
+        <w:sz w:val="20"/>
+      </w:rPr>
+    </w:lvl>
+    <w:lvl w:ilvl="1" w:tentative="1">
+      <w:start w:val="1"/>
+      <w:numFmt w:val="bullet"/>
+      <w:lvlText w:val="o"/>
+      <w:lvlJc w:val="left"/>
+      <w:pPr>
+        <w:tabs>
+          <w:tab w:val="num" w:pos="1440"/>
+        </w:tabs>
+        <w:ind w:left="1440" w:hanging="360"/>
+      </w:pPr>
+      <w:rPr>
+        <w:rFonts w:ascii="Courier New" w:hAnsi="Courier New" w:hint="default"/>
+        <w:sz w:val="20"/>
+      </w:rPr>
+    </w:lvl>
+    <w:lvl w:ilvl="2" w:tentative="1">
+      <w:start w:val="1"/>
+      <w:numFmt w:val="bullet"/>
+      <w:lvlText w:val=""/>
+      <w:lvlJc w:val="left"/>
+      <w:pPr>
+        <w:tabs>
+          <w:tab w:val="num" w:pos="2160"/>
+        </w:tabs>
+        <w:ind w:left="2160" w:hanging="360"/>
+      </w:pPr>
+      <w:rPr>
+        <w:rFonts w:ascii="Wingdings" w:hAnsi="Wingdings" w:hint="default"/>
+        <w:sz w:val="20"/>
+      </w:rPr>
+    </w:lvl>
+    <w:lvl w:ilvl="3" w:tentative="1">
+      <w:start w:val="1"/>
+      <w:numFmt w:val="bullet"/>
+      <w:lvlText w:val=""/>
+      <w:lvlJc w:val="left"/>
+      <w:pPr>
+        <w:tabs>
+          <w:tab w:val="num" w:pos="2880"/>
+        </w:tabs>
+        <w:ind w:left="2880" w:hanging="360"/>
+      </w:pPr>
+      <w:rPr>
+        <w:rFonts w:ascii="Wingdings" w:hAnsi="Wingdings" w:hint="default"/>
+        <w:sz w:val="20"/>
+      </w:rPr>
+    </w:lvl>
+    <w:lvl w:ilvl="4" w:tentative="1">
+      <w:start w:val="1"/>
+      <w:numFmt w:val="bullet"/>
+      <w:lvlText w:val=""/>
+      <w:lvlJc w:val="left"/>
+      <w:pPr>
+        <w:tabs>
+          <w:tab w:val="num" w:pos="3600"/>
+        </w:tabs>
+        <w:ind w:left="3600" w:hanging="360"/>
+      </w:pPr>
+      <w:rPr>
+        <w:rFonts w:ascii="Wingdings" w:hAnsi="Wingdings" w:hint="default"/>
+        <w:sz w:val="20"/>
+      </w:rPr>
+    </w:lvl>
+    <w:lvl w:ilvl="5" w:tentative="1">
+      <w:start w:val="1"/>
+      <w:numFmt w:val="bullet"/>
+      <w:lvlText w:val=""/>
+      <w:lvlJc w:val="left"/>
+      <w:pPr>
+        <w:tabs>
+          <w:tab w:val="num" w:pos="4320"/>
+        </w:tabs>
+        <w:ind w:left="4320" w:hanging="360"/>
+      </w:pPr>
+      <w:rPr>
+        <w:rFonts w:ascii="Wingdings" w:hAnsi="Wingdings" w:hint="default"/>
+        <w:sz w:val="20"/>
+      </w:rPr>
+    </w:lvl>
+    <w:lvl w:ilvl="6" w:tentative="1">
+      <w:start w:val="1"/>
+      <w:numFmt w:val="bullet"/>
+      <w:lvlText w:val=""/>
+      <w:lvlJc w:val="left"/>
+      <w:pPr>
+        <w:tabs>
+          <w:tab w:val="num" w:pos="5040"/>
+        </w:tabs>
+        <w:ind w:left="5040" w:hanging="360"/>
+      </w:pPr>
+      <w:rPr>
+        <w:rFonts w:ascii="Wingdings" w:hAnsi="Wingdings" w:hint="default"/>
+        <w:sz w:val="20"/>
+      </w:rPr>
+    </w:lvl>
+    <w:lvl w:ilvl="7" w:tentative="1">
+      <w:start w:val="1"/>
+      <w:numFmt w:val="bullet"/>
+      <w:lvlText w:val=""/>
+      <w:lvlJc w:val="left"/>
+      <w:pPr>
+        <w:tabs>
+          <w:tab w:val="num" w:pos="5760"/>
+        </w:tabs>
+        <w:ind w:left="5760" w:hanging="360"/>
+      </w:pPr>
+      <w:rPr>
+        <w:rFonts w:ascii="Wingdings" w:hAnsi="Wingdings" w:hint="default"/>
+        <w:sz w:val="20"/>
+      </w:rPr>
+    </w:lvl>
+    <w:lvl w:ilvl="8" w:tentative="1">
+      <w:start w:val="1"/>
+      <w:numFmt w:val="bullet"/>
+      <w:lvlText w:val=""/>
+      <w:lvlJc w:val="left"/>
+      <w:pPr>
+        <w:tabs>
+          <w:tab w:val="num" w:pos="6480"/>
+        </w:tabs>
+        <w:ind w:left="6480" w:hanging="360"/>
+      </w:pPr>
+      <w:rPr>
+        <w:rFonts w:ascii="Wingdings" w:hAnsi="Wingdings" w:hint="default"/>
+        <w:sz w:val="20"/>
+      </w:rPr>
+    </w:lvl>
+  </w:abstractNum>
+  <w:abstractNum w:abstractNumId="1" w15:restartNumberingAfterBreak="0">
+    <w:nsid w:val="15C67895"/>
+    <w:multiLevelType w:val="multilevel"/>
+    <w:tmpl w:val="7A48B848"/>
+    <w:lvl w:ilvl="0">
+      <w:start w:val="1"/>
+      <w:numFmt w:val="bullet"/>
+      <w:lvlText w:val=""/>
+      <w:lvlJc w:val="left"/>
+      <w:pPr>
+        <w:tabs>
+          <w:tab w:val="num" w:pos="720"/>
+        </w:tabs>
+        <w:ind w:left="720" w:hanging="360"/>
+      </w:pPr>
+      <w:rPr>
+        <w:rFonts w:ascii="Symbol" w:hAnsi="Symbol" w:hint="default"/>
+        <w:sz w:val="20"/>
+      </w:rPr>
+    </w:lvl>
+    <w:lvl w:ilvl="1" w:tentative="1">
+      <w:start w:val="1"/>
+      <w:numFmt w:val="bullet"/>
+      <w:lvlText w:val="o"/>
+      <w:lvlJc w:val="left"/>
+      <w:pPr>
+        <w:tabs>
+          <w:tab w:val="num" w:pos="1440"/>
+        </w:tabs>
+        <w:ind w:left="1440" w:hanging="360"/>
+      </w:pPr>
+      <w:rPr>
+        <w:rFonts w:ascii="Courier New" w:hAnsi="Courier New" w:hint="default"/>
+        <w:sz w:val="20"/>
+      </w:rPr>
+    </w:lvl>
+    <w:lvl w:ilvl="2" w:tentative="1">
+      <w:start w:val="1"/>
+      <w:numFmt w:val="bullet"/>
+      <w:lvlText w:val=""/>
+      <w:lvlJc w:val="left"/>
+      <w:pPr>
+        <w:tabs>
+          <w:tab w:val="num" w:pos="2160"/>
+        </w:tabs>
+        <w:ind w:left="2160" w:hanging="360"/>
+      </w:pPr>
+      <w:rPr>
+        <w:rFonts w:ascii="Wingdings" w:hAnsi="Wingdings" w:hint="default"/>
+        <w:sz w:val="20"/>
+      </w:rPr>
+    </w:lvl>
+    <w:lvl w:ilvl="3" w:tentative="1">
+      <w:start w:val="1"/>
+      <w:numFmt w:val="bullet"/>
+      <w:lvlText w:val=""/>
+      <w:lvlJc w:val="left"/>
+      <w:pPr>
+        <w:tabs>
+          <w:tab w:val="num" w:pos="2880"/>
+        </w:tabs>
+        <w:ind w:left="2880" w:hanging="360"/>
+      </w:pPr>
+      <w:rPr>
+        <w:rFonts w:ascii="Wingdings" w:hAnsi="Wingdings" w:hint="default"/>
+        <w:sz w:val="20"/>
+      </w:rPr>
+    </w:lvl>
+    <w:lvl w:ilvl="4" w:tentative="1">
+      <w:start w:val="1"/>
+      <w:numFmt w:val="bullet"/>
+      <w:lvlText w:val=""/>
+      <w:lvlJc w:val="left"/>
+      <w:pPr>
+        <w:tabs>
+          <w:tab w:val="num" w:pos="3600"/>
+        </w:tabs>
+        <w:ind w:left="3600" w:hanging="360"/>
+      </w:pPr>
+      <w:rPr>
+        <w:rFonts w:ascii="Wingdings" w:hAnsi="Wingdings" w:hint="default"/>
+        <w:sz w:val="20"/>
+      </w:rPr>
+    </w:lvl>
+    <w:lvl w:ilvl="5" w:tentative="1">
+      <w:start w:val="1"/>
+      <w:numFmt w:val="bullet"/>
+      <w:lvlText w:val=""/>
+      <w:lvlJc w:val="left"/>
+      <w:pPr>
+        <w:tabs>
+          <w:tab w:val="num" w:pos="4320"/>
+        </w:tabs>
+        <w:ind w:left="4320" w:hanging="360"/>
+      </w:pPr>
+      <w:rPr>
+        <w:rFonts w:ascii="Wingdings" w:hAnsi="Wingdings" w:hint="default"/>
+        <w:sz w:val="20"/>
+      </w:rPr>
+    </w:lvl>
+    <w:lvl w:ilvl="6" w:tentative="1">
+      <w:start w:val="1"/>
+      <w:numFmt w:val="bullet"/>
+      <w:lvlText w:val=""/>
+      <w:lvlJc w:val="left"/>
+      <w:pPr>
+        <w:tabs>
+          <w:tab w:val="num" w:pos="5040"/>
+        </w:tabs>
+        <w:ind w:left="5040" w:hanging="360"/>
+      </w:pPr>
+      <w:rPr>
+        <w:rFonts w:ascii="Wingdings" w:hAnsi="Wingdings" w:hint="default"/>
+        <w:sz w:val="20"/>
+      </w:rPr>
+    </w:lvl>
+    <w:lvl w:ilvl="7" w:tentative="1">
+      <w:start w:val="1"/>
+      <w:numFmt w:val="bullet"/>
+      <w:lvlText w:val=""/>
+      <w:lvlJc w:val="left"/>
+      <w:pPr>
+        <w:tabs>
+          <w:tab w:val="num" w:pos="5760"/>
+        </w:tabs>
+        <w:ind w:left="5760" w:hanging="360"/>
+      </w:pPr>
+      <w:rPr>
+        <w:rFonts w:ascii="Wingdings" w:hAnsi="Wingdings" w:hint="default"/>
+        <w:sz w:val="20"/>
+      </w:rPr>
+    </w:lvl>
+    <w:lvl w:ilvl="8" w:tentative="1">
+      <w:start w:val="1"/>
+      <w:numFmt w:val="bullet"/>
+      <w:lvlText w:val=""/>
+      <w:lvlJc w:val="left"/>
+      <w:pPr>
+        <w:tabs>
+          <w:tab w:val="num" w:pos="6480"/>
+        </w:tabs>
+        <w:ind w:left="6480" w:hanging="360"/>
+      </w:pPr>
+      <w:rPr>
+        <w:rFonts w:ascii="Wingdings" w:hAnsi="Wingdings" w:hint="default"/>
+        <w:sz w:val="20"/>
+      </w:rPr>
+    </w:lvl>
+  </w:abstractNum>
+  <w:abstractNum w:abstractNumId="2" w15:restartNumberingAfterBreak="0">
+    <w:nsid w:val="338E0991"/>
+    <w:multiLevelType w:val="multilevel"/>
+    <w:tmpl w:val="6C5CA278"/>
+    <w:lvl w:ilvl="0">
+      <w:start w:val="1"/>
+      <w:numFmt w:val="bullet"/>
+      <w:lvlText w:val=""/>
+      <w:lvlJc w:val="left"/>
+      <w:pPr>
+        <w:tabs>
+          <w:tab w:val="num" w:pos="720"/>
+        </w:tabs>
+        <w:ind w:left="720" w:hanging="360"/>
+      </w:pPr>
+      <w:rPr>
+        <w:rFonts w:ascii="Symbol" w:hAnsi="Symbol" w:hint="default"/>
+        <w:sz w:val="20"/>
+      </w:rPr>
+    </w:lvl>
+    <w:lvl w:ilvl="1" w:tentative="1">
+      <w:start w:val="1"/>
+      <w:numFmt w:val="bullet"/>
+      <w:lvlText w:val="o"/>
+      <w:lvlJc w:val="left"/>
+      <w:pPr>
+        <w:tabs>
+          <w:tab w:val="num" w:pos="1440"/>
+        </w:tabs>
+        <w:ind w:left="1440" w:hanging="360"/>
+      </w:pPr>
+      <w:rPr>
+        <w:rFonts w:ascii="Courier New" w:hAnsi="Courier New" w:hint="default"/>
+        <w:sz w:val="20"/>
+      </w:rPr>
+    </w:lvl>
+    <w:lvl w:ilvl="2" w:tentative="1">
+      <w:start w:val="1"/>
+      <w:numFmt w:val="bullet"/>
+      <w:lvlText w:val=""/>
+      <w:lvlJc w:val="left"/>
+      <w:pPr>
+        <w:tabs>
+          <w:tab w:val="num" w:pos="2160"/>
+        </w:tabs>
+        <w:ind w:left="2160" w:hanging="360"/>
+      </w:pPr>
+      <w:rPr>
+        <w:rFonts w:ascii="Wingdings" w:hAnsi="Wingdings" w:hint="default"/>
+        <w:sz w:val="20"/>
+      </w:rPr>
+    </w:lvl>
+    <w:lvl w:ilvl="3" w:tentative="1">
+      <w:start w:val="1"/>
+      <w:numFmt w:val="bullet"/>
+      <w:lvlText w:val=""/>
+      <w:lvlJc w:val="left"/>
+      <w:pPr>
+        <w:tabs>
+          <w:tab w:val="num" w:pos="2880"/>
+        </w:tabs>
+        <w:ind w:left="2880" w:hanging="360"/>
+      </w:pPr>
+      <w:rPr>
+        <w:rFonts w:ascii="Wingdings" w:hAnsi="Wingdings" w:hint="default"/>
+        <w:sz w:val="20"/>
+      </w:rPr>
+    </w:lvl>
+    <w:lvl w:ilvl="4" w:tentative="1">
+      <w:start w:val="1"/>
+      <w:numFmt w:val="bullet"/>
+      <w:lvlText w:val=""/>
+      <w:lvlJc w:val="left"/>
+      <w:pPr>
+        <w:tabs>
+          <w:tab w:val="num" w:pos="3600"/>
+        </w:tabs>
+        <w:ind w:left="3600" w:hanging="360"/>
+      </w:pPr>
+      <w:rPr>
+        <w:rFonts w:ascii="Wingdings" w:hAnsi="Wingdings" w:hint="default"/>
+        <w:sz w:val="20"/>
+      </w:rPr>
+    </w:lvl>
+    <w:lvl w:ilvl="5" w:tentative="1">
+      <w:start w:val="1"/>
+      <w:numFmt w:val="bullet"/>
+      <w:lvlText w:val=""/>
+      <w:lvlJc w:val="left"/>
+      <w:pPr>
+        <w:tabs>
+          <w:tab w:val="num" w:pos="4320"/>
+        </w:tabs>
+        <w:ind w:left="4320" w:hanging="360"/>
+      </w:pPr>
+      <w:rPr>
+        <w:rFonts w:ascii="Wingdings" w:hAnsi="Wingdings" w:hint="default"/>
+        <w:sz w:val="20"/>
+      </w:rPr>
+    </w:lvl>
+    <w:lvl w:ilvl="6" w:tentative="1">
+      <w:start w:val="1"/>
+      <w:numFmt w:val="bullet"/>
+      <w:lvlText w:val=""/>
+      <w:lvlJc w:val="left"/>
+      <w:pPr>
+        <w:tabs>
+          <w:tab w:val="num" w:pos="5040"/>
+        </w:tabs>
+        <w:ind w:left="5040" w:hanging="360"/>
+      </w:pPr>
+      <w:rPr>
+        <w:rFonts w:ascii="Wingdings" w:hAnsi="Wingdings" w:hint="default"/>
+        <w:sz w:val="20"/>
+      </w:rPr>
+    </w:lvl>
+    <w:lvl w:ilvl="7" w:tentative="1">
+      <w:start w:val="1"/>
+      <w:numFmt w:val="bullet"/>
+      <w:lvlText w:val=""/>
+      <w:lvlJc w:val="left"/>
+      <w:pPr>
+        <w:tabs>
+          <w:tab w:val="num" w:pos="5760"/>
+        </w:tabs>
+        <w:ind w:left="5760" w:hanging="360"/>
+      </w:pPr>
+      <w:rPr>
+        <w:rFonts w:ascii="Wingdings" w:hAnsi="Wingdings" w:hint="default"/>
+        <w:sz w:val="20"/>
+      </w:rPr>
+    </w:lvl>
+    <w:lvl w:ilvl="8" w:tentative="1">
+      <w:start w:val="1"/>
+      <w:numFmt w:val="bullet"/>
+      <w:lvlText w:val=""/>
+      <w:lvlJc w:val="left"/>
+      <w:pPr>
+        <w:tabs>
+          <w:tab w:val="num" w:pos="6480"/>
+        </w:tabs>
+        <w:ind w:left="6480" w:hanging="360"/>
+      </w:pPr>
+      <w:rPr>
+        <w:rFonts w:ascii="Wingdings" w:hAnsi="Wingdings" w:hint="default"/>
+        <w:sz w:val="20"/>
+      </w:rPr>
+    </w:lvl>
+  </w:abstractNum>
+  <w:abstractNum w:abstractNumId="3" w15:restartNumberingAfterBreak="0">
+    <w:nsid w:val="5E6C1038"/>
+    <w:multiLevelType w:val="multilevel"/>
+    <w:tmpl w:val="C40EDA78"/>
+    <w:lvl w:ilvl="0">
+      <w:start w:val="1"/>
+      <w:numFmt w:val="bullet"/>
+      <w:lvlText w:val=""/>
+      <w:lvlJc w:val="left"/>
+      <w:pPr>
+        <w:tabs>
+          <w:tab w:val="num" w:pos="720"/>
+        </w:tabs>
+        <w:ind w:left="720" w:hanging="360"/>
+      </w:pPr>
+      <w:rPr>
+        <w:rFonts w:ascii="Symbol" w:hAnsi="Symbol" w:hint="default"/>
+        <w:sz w:val="20"/>
+      </w:rPr>
+    </w:lvl>
+    <w:lvl w:ilvl="1" w:tentative="1">
+      <w:start w:val="1"/>
+      <w:numFmt w:val="bullet"/>
+      <w:lvlText w:val="o"/>
+      <w:lvlJc w:val="left"/>
+      <w:pPr>
+        <w:tabs>
+          <w:tab w:val="num" w:pos="1440"/>
+        </w:tabs>
+        <w:ind w:left="1440" w:hanging="360"/>
+      </w:pPr>
+      <w:rPr>
+        <w:rFonts w:ascii="Courier New" w:hAnsi="Courier New" w:hint="default"/>
+        <w:sz w:val="20"/>
+      </w:rPr>
+    </w:lvl>
+    <w:lvl w:ilvl="2" w:tentative="1">
+      <w:start w:val="1"/>
+      <w:numFmt w:val="bullet"/>
+      <w:lvlText w:val=""/>
+      <w:lvlJc w:val="left"/>
+      <w:pPr>
+        <w:tabs>
+          <w:tab w:val="num" w:pos="2160"/>
+        </w:tabs>
+        <w:ind w:left="2160" w:hanging="360"/>
+      </w:pPr>
+      <w:rPr>
+        <w:rFonts w:ascii="Wingdings" w:hAnsi="Wingdings" w:hint="default"/>
+        <w:sz w:val="20"/>
+      </w:rPr>
+    </w:lvl>
+    <w:lvl w:ilvl="3" w:tentative="1">
+      <w:start w:val="1"/>
+      <w:numFmt w:val="bullet"/>
+      <w:lvlText w:val=""/>
+      <w:lvlJc w:val="left"/>
+      <w:pPr>
+        <w:tabs>
+          <w:tab w:val="num" w:pos="2880"/>
+        </w:tabs>
+        <w:ind w:left="2880" w:hanging="360"/>
+      </w:pPr>
+      <w:rPr>
+        <w:rFonts w:ascii="Wingdings" w:hAnsi="Wingdings" w:hint="default"/>
+        <w:sz w:val="20"/>
+      </w:rPr>
+    </w:lvl>
+    <w:lvl w:ilvl="4" w:tentative="1">
+      <w:start w:val="1"/>
+      <w:numFmt w:val="bullet"/>
+      <w:lvlText w:val=""/>
+      <w:lvlJc w:val="left"/>
+      <w:pPr>
+        <w:tabs>
+          <w:tab w:val="num" w:pos="3600"/>
+        </w:tabs>
+        <w:ind w:left="3600" w:hanging="360"/>
+      </w:pPr>
+      <w:rPr>
+        <w:rFonts w:ascii="Wingdings" w:hAnsi="Wingdings" w:hint="default"/>
+        <w:sz w:val="20"/>
+      </w:rPr>
+    </w:lvl>
+    <w:lvl w:ilvl="5" w:tentative="1">
+      <w:start w:val="1"/>
+      <w:numFmt w:val="bullet"/>
+      <w:lvlText w:val=""/>
+      <w:lvlJc w:val="left"/>
+      <w:pPr>
+        <w:tabs>
+          <w:tab w:val="num" w:pos="4320"/>
+        </w:tabs>
+        <w:ind w:left="4320" w:hanging="360"/>
+      </w:pPr>
+      <w:rPr>
+        <w:rFonts w:ascii="Wingdings" w:hAnsi="Wingdings" w:hint="default"/>
+        <w:sz w:val="20"/>
+      </w:rPr>
+    </w:lvl>
+    <w:lvl w:ilvl="6" w:tentative="1">
+      <w:start w:val="1"/>
+      <w:numFmt w:val="bullet"/>
+      <w:lvlText w:val=""/>
+      <w:lvlJc w:val="left"/>
+      <w:pPr>
+        <w:tabs>
+          <w:tab w:val="num" w:pos="5040"/>
+        </w:tabs>
+        <w:ind w:left="5040" w:hanging="360"/>
+      </w:pPr>
+      <w:rPr>
+        <w:rFonts w:ascii="Wingdings" w:hAnsi="Wingdings" w:hint="default"/>
+        <w:sz w:val="20"/>
+      </w:rPr>
+    </w:lvl>
+    <w:lvl w:ilvl="7" w:tentative="1">
+      <w:start w:val="1"/>
+      <w:numFmt w:val="bullet"/>
+      <w:lvlText w:val=""/>
+      <w:lvlJc w:val="left"/>
+      <w:pPr>
+        <w:tabs>
+          <w:tab w:val="num" w:pos="5760"/>
+        </w:tabs>
+        <w:ind w:left="5760" w:hanging="360"/>
+      </w:pPr>
+      <w:rPr>
+        <w:rFonts w:ascii="Wingdings" w:hAnsi="Wingdings" w:hint="default"/>
+        <w:sz w:val="20"/>
+      </w:rPr>
+    </w:lvl>
+    <w:lvl w:ilvl="8" w:tentative="1">
+      <w:start w:val="1"/>
+      <w:numFmt w:val="bullet"/>
+      <w:lvlText w:val=""/>
+      <w:lvlJc w:val="left"/>
+      <w:pPr>
+        <w:tabs>
+          <w:tab w:val="num" w:pos="6480"/>
+        </w:tabs>
+        <w:ind w:left="6480" w:hanging="360"/>
+      </w:pPr>
+      <w:rPr>
+        <w:rFonts w:ascii="Wingdings" w:hAnsi="Wingdings" w:hint="default"/>
+        <w:sz w:val="20"/>
+      </w:rPr>
+    </w:lvl>
+  </w:abstractNum>
+  <w:abstractNum w:abstractNumId="4" w15:restartNumberingAfterBreak="0">
+    <w:nsid w:val="739141EA"/>
+    <w:multiLevelType w:val="multilevel"/>
+    <w:tmpl w:val="E056BCB4"/>
+    <w:lvl w:ilvl="0">
+      <w:start w:val="1"/>
+      <w:numFmt w:val="bullet"/>
+      <w:lvlText w:val=""/>
+      <w:lvlJc w:val="left"/>
+      <w:pPr>
+        <w:tabs>
+          <w:tab w:val="num" w:pos="720"/>
+        </w:tabs>
+        <w:ind w:left="720" w:hanging="360"/>
+      </w:pPr>
+      <w:rPr>
+        <w:rFonts w:ascii="Symbol" w:hAnsi="Symbol" w:hint="default"/>
+        <w:sz w:val="20"/>
+      </w:rPr>
+    </w:lvl>
+    <w:lvl w:ilvl="1" w:tentative="1">
+      <w:start w:val="1"/>
+      <w:numFmt w:val="bullet"/>
+      <w:lvlText w:val="o"/>
+      <w:lvlJc w:val="left"/>
+      <w:pPr>
+        <w:tabs>
+          <w:tab w:val="num" w:pos="1440"/>
+        </w:tabs>
+        <w:ind w:left="1440" w:hanging="360"/>
+      </w:pPr>
+      <w:rPr>
+        <w:rFonts w:ascii="Courier New" w:hAnsi="Courier New" w:hint="default"/>
+        <w:sz w:val="20"/>
+      </w:rPr>
+    </w:lvl>
+    <w:lvl w:ilvl="2" w:tentative="1">
+      <w:start w:val="1"/>
+      <w:numFmt w:val="bullet"/>
+      <w:lvlText w:val=""/>
+      <w:lvlJc w:val="left"/>
+      <w:pPr>
+        <w:tabs>
+          <w:tab w:val="num" w:pos="2160"/>
+        </w:tabs>
+        <w:ind w:left="2160" w:hanging="360"/>
+      </w:pPr>
+      <w:rPr>
+        <w:rFonts w:ascii="Wingdings" w:hAnsi="Wingdings" w:hint="default"/>
+        <w:sz w:val="20"/>
+      </w:rPr>
+    </w:lvl>
+    <w:lvl w:ilvl="3" w:tentative="1">
+      <w:start w:val="1"/>
+      <w:numFmt w:val="bullet"/>
+      <w:lvlText w:val=""/>
+      <w:lvlJc w:val="left"/>
+      <w:pPr>
+        <w:tabs>
+          <w:tab w:val="num" w:pos="2880"/>
+        </w:tabs>
+        <w:ind w:left="2880" w:hanging="360"/>
+      </w:pPr>
+      <w:rPr>
+        <w:rFonts w:ascii="Wingdings" w:hAnsi="Wingdings" w:hint="default"/>
+        <w:sz w:val="20"/>
+      </w:rPr>
+    </w:lvl>
+    <w:lvl w:ilvl="4" w:tentative="1">
+      <w:start w:val="1"/>
+      <w:numFmt w:val="bullet"/>
+      <w:lvlText w:val=""/>
+      <w:lvlJc w:val="left"/>
+      <w:pPr>
+        <w:tabs>
+          <w:tab w:val="num" w:pos="3600"/>
+        </w:tabs>
+        <w:ind w:left="3600" w:hanging="360"/>
+      </w:pPr>
+      <w:rPr>
+        <w:rFonts w:ascii="Wingdings" w:hAnsi="Wingdings" w:hint="default"/>
+        <w:sz w:val="20"/>
+      </w:rPr>
+    </w:lvl>
+    <w:lvl w:ilvl="5" w:tentative="1">
+      <w:start w:val="1"/>
+      <w:numFmt w:val="bullet"/>
+      <w:lvlText w:val=""/>
+      <w:lvlJc w:val="left"/>
+      <w:pPr>
+        <w:tabs>
+          <w:tab w:val="num" w:pos="4320"/>
+        </w:tabs>
+        <w:ind w:left="4320" w:hanging="360"/>
+      </w:pPr>
+      <w:rPr>
+        <w:rFonts w:ascii="Wingdings" w:hAnsi="Wingdings" w:hint="default"/>
+        <w:sz w:val="20"/>
+      </w:rPr>
+    </w:lvl>
+    <w:lvl w:ilvl="6" w:tentative="1">
+      <w:start w:val="1"/>
+      <w:numFmt w:val="bullet"/>
+      <w:lvlText w:val=""/>
+      <w:lvlJc w:val="left"/>
+      <w:pPr>
+        <w:tabs>
+          <w:tab w:val="num" w:pos="5040"/>
+        </w:tabs>
+        <w:ind w:left="5040" w:hanging="360"/>
+      </w:pPr>
+      <w:rPr>
+        <w:rFonts w:ascii="Wingdings" w:hAnsi="Wingdings" w:hint="default"/>
+        <w:sz w:val="20"/>
+      </w:rPr>
+    </w:lvl>
+    <w:lvl w:ilvl="7" w:tentative="1">
+      <w:start w:val="1"/>
+      <w:numFmt w:val="bullet"/>
+      <w:lvlText w:val=""/>
+      <w:lvlJc w:val="left"/>
+      <w:pPr>
+        <w:tabs>
+          <w:tab w:val="num" w:pos="5760"/>
+        </w:tabs>
+        <w:ind w:left="5760" w:hanging="360"/>
+      </w:pPr>
+      <w:rPr>
+        <w:rFonts w:ascii="Wingdings" w:hAnsi="Wingdings" w:hint="default"/>
+        <w:sz w:val="20"/>
+      </w:rPr>
+    </w:lvl>
+    <w:lvl w:ilvl="8" w:tentative="1">
+      <w:start w:val="1"/>
+      <w:numFmt w:val="bullet"/>
+      <w:lvlText w:val=""/>
+      <w:lvlJc w:val="left"/>
+      <w:pPr>
+        <w:tabs>
+          <w:tab w:val="num" w:pos="6480"/>
+        </w:tabs>
+        <w:ind w:left="6480" w:hanging="360"/>
+      </w:pPr>
+      <w:rPr>
+        <w:rFonts w:ascii="Wingdings" w:hAnsi="Wingdings" w:hint="default"/>
+        <w:sz w:val="20"/>
+      </w:rPr>
+    </w:lvl>
+  </w:abstractNum>
+  <w:abstractNum w:abstractNumId="5" w15:restartNumberingAfterBreak="0">
+    <w:nsid w:val="7C8961CC"/>
+    <w:multiLevelType w:val="multilevel"/>
+    <w:tmpl w:val="2D9052B8"/>
+    <w:lvl w:ilvl="0">
+      <w:start w:val="1"/>
+      <w:numFmt w:val="bullet"/>
+      <w:lvlText w:val=""/>
+      <w:lvlJc w:val="left"/>
+      <w:pPr>
+        <w:tabs>
+          <w:tab w:val="num" w:pos="720"/>
+        </w:tabs>
+        <w:ind w:left="720" w:hanging="360"/>
+      </w:pPr>
+      <w:rPr>
+        <w:rFonts w:ascii="Symbol" w:hAnsi="Symbol" w:hint="default"/>
+        <w:sz w:val="20"/>
+      </w:rPr>
+    </w:lvl>
+    <w:lvl w:ilvl="1" w:tentative="1">
+      <w:start w:val="1"/>
+      <w:numFmt w:val="bullet"/>
+      <w:lvlText w:val="o"/>
+      <w:lvlJc w:val="left"/>
+      <w:pPr>
+        <w:tabs>
+          <w:tab w:val="num" w:pos="1440"/>
+        </w:tabs>
+        <w:ind w:left="1440" w:hanging="360"/>
+      </w:pPr>
+      <w:rPr>
+        <w:rFonts w:ascii="Courier New" w:hAnsi="Courier New" w:hint="default"/>
+        <w:sz w:val="20"/>
+      </w:rPr>
+    </w:lvl>
+    <w:lvl w:ilvl="2" w:tentative="1">
+      <w:start w:val="1"/>
+      <w:numFmt w:val="bullet"/>
+      <w:lvlText w:val=""/>
+      <w:lvlJc w:val="left"/>
+      <w:pPr>
+        <w:tabs>
+          <w:tab w:val="num" w:pos="2160"/>
+        </w:tabs>
+        <w:ind w:left="2160" w:hanging="360"/>
+      </w:pPr>
+      <w:rPr>
+        <w:rFonts w:ascii="Wingdings" w:hAnsi="Wingdings" w:hint="default"/>
+        <w:sz w:val="20"/>
+      </w:rPr>
+    </w:lvl>
+    <w:lvl w:ilvl="3" w:tentative="1">
+      <w:start w:val="1"/>
+      <w:numFmt w:val="bullet"/>
+      <w:lvlText w:val=""/>
+      <w:lvlJc w:val="left"/>
+      <w:pPr>
+        <w:tabs>
+          <w:tab w:val="num" w:pos="2880"/>
+        </w:tabs>
+        <w:ind w:left="2880" w:hanging="360"/>
+      </w:pPr>
+      <w:rPr>
+        <w:rFonts w:ascii="Wingdings" w:hAnsi="Wingdings" w:hint="default"/>
+        <w:sz w:val="20"/>
+      </w:rPr>
+    </w:lvl>
+    <w:lvl w:ilvl="4" w:tentative="1">
+      <w:start w:val="1"/>
+      <w:numFmt w:val="bullet"/>
+      <w:lvlText w:val=""/>
+      <w:lvlJc w:val="left"/>
+      <w:pPr>
+        <w:tabs>
+          <w:tab w:val="num" w:pos="3600"/>
+        </w:tabs>
+        <w:ind w:left="3600" w:hanging="360"/>
+      </w:pPr>
+      <w:rPr>
+        <w:rFonts w:ascii="Wingdings" w:hAnsi="Wingdings" w:hint="default"/>
+        <w:sz w:val="20"/>
+      </w:rPr>
+    </w:lvl>
+    <w:lvl w:ilvl="5" w:tentative="1">
+      <w:start w:val="1"/>
+      <w:numFmt w:val="bullet"/>
+      <w:lvlText w:val=""/>
+      <w:lvlJc w:val="left"/>
+      <w:pPr>
+        <w:tabs>
+          <w:tab w:val="num" w:pos="4320"/>
+        </w:tabs>
+        <w:ind w:left="4320" w:hanging="360"/>
+      </w:pPr>
+      <w:rPr>
+        <w:rFonts w:ascii="Wingdings" w:hAnsi="Wingdings" w:hint="default"/>
+        <w:sz w:val="20"/>
+      </w:rPr>
+    </w:lvl>
+    <w:lvl w:ilvl="6" w:tentative="1">
+      <w:start w:val="1"/>
+      <w:numFmt w:val="bullet"/>
+      <w:lvlText w:val=""/>
+      <w:lvlJc w:val="left"/>
+      <w:pPr>
+        <w:tabs>
+          <w:tab w:val="num" w:pos="5040"/>
+        </w:tabs>
+        <w:ind w:left="5040" w:hanging="360"/>
+      </w:pPr>
+      <w:rPr>
+        <w:rFonts w:ascii="Wingdings" w:hAnsi="Wingdings" w:hint="default"/>
+        <w:sz w:val="20"/>
+      </w:rPr>
+    </w:lvl>
+    <w:lvl w:ilvl="7" w:tentative="1">
+      <w:start w:val="1"/>
+      <w:numFmt w:val="bullet"/>
+      <w:lvlText w:val=""/>
+      <w:lvlJc w:val="left"/>
+      <w:pPr>
+        <w:tabs>
+          <w:tab w:val="num" w:pos="5760"/>
+        </w:tabs>
+        <w:ind w:left="5760" w:hanging="360"/>
+      </w:pPr>
+      <w:rPr>
+        <w:rFonts w:ascii="Wingdings" w:hAnsi="Wingdings" w:hint="default"/>
+        <w:sz w:val="20"/>
+      </w:rPr>
+    </w:lvl>
+    <w:lvl w:ilvl="8" w:tentative="1">
+      <w:start w:val="1"/>
+      <w:numFmt w:val="bullet"/>
+      <w:lvlText w:val=""/>
+      <w:lvlJc w:val="left"/>
+      <w:pPr>
+        <w:tabs>
+          <w:tab w:val="num" w:pos="6480"/>
+        </w:tabs>
+        <w:ind w:left="6480" w:hanging="360"/>
+      </w:pPr>
+      <w:rPr>
+        <w:rFonts w:ascii="Wingdings" w:hAnsi="Wingdings" w:hint="default"/>
+        <w:sz w:val="20"/>
+      </w:rPr>
+    </w:lvl>
+  </w:abstractNum>
+  <w:num w:numId="1" w16cid:durableId="1832407303">
+    <w:abstractNumId w:val="0"/>
+  </w:num>
+  <w:num w:numId="2" w16cid:durableId="1577470701">
+    <w:abstractNumId w:val="3"/>
+  </w:num>
+  <w:num w:numId="3" w16cid:durableId="662467681">
+    <w:abstractNumId w:val="2"/>
+  </w:num>
+  <w:num w:numId="4" w16cid:durableId="2039701805">
+    <w:abstractNumId w:val="5"/>
+  </w:num>
+  <w:num w:numId="5" w16cid:durableId="418722615">
+    <w:abstractNumId w:val="1"/>
+  </w:num>
+  <w:num w:numId="6" w16cid:durableId="1957711445">
+    <w:abstractNumId w:val="4"/>
+  </w:num>
+</w:numbering>
 </file>
 
 <file path=word/styles.xml><?xml version="1.0" encoding="utf-8"?>
@@ -9985,6 +11196,29 @@
       <w:lang w:eastAsia="en-US"/>
     </w:rPr>
   </w:style>
+  <w:style w:type="paragraph" w:styleId="Heading2">
+    <w:name w:val="heading 2"/>
+    <w:basedOn w:val="Normal"/>
+    <w:next w:val="Normal"/>
+    <w:link w:val="Heading2Char"/>
+    <w:uiPriority w:val="9"/>
+    <w:semiHidden/>
+    <w:unhideWhenUsed/>
+    <w:qFormat/>
+    <w:rsid w:val="002D2521"/>
+    <w:pPr>
+      <w:keepNext/>
+      <w:keepLines/>
+      <w:spacing w:before="40"/>
+      <w:outlineLvl w:val="1"/>
+    </w:pPr>
+    <w:rPr>
+      <w:rFonts w:asciiTheme="majorHAnsi" w:eastAsiaTheme="majorEastAsia" w:hAnsiTheme="majorHAnsi" w:cstheme="majorBidi"/>
+      <w:color w:val="2F5496" w:themeColor="accent1" w:themeShade="BF"/>
+      <w:sz w:val="26"/>
+      <w:szCs w:val="26"/>
+    </w:rPr>
+  </w:style>
   <w:style w:type="paragraph" w:styleId="Heading3">
     <w:name w:val="heading 3"/>
     <w:basedOn w:val="Normal"/>
@@ -10009,7 +11243,6 @@
   <w:style w:type="character" w:default="1" w:styleId="DefaultParagraphFont">
     <w:name w:val="Default Paragraph Font"/>
     <w:uiPriority w:val="1"/>
-    <w:semiHidden/>
     <w:unhideWhenUsed/>
   </w:style>
   <w:style w:type="table" w:default="1" w:styleId="TableNormal">
@@ -10681,6 +11914,21 @@
       <w:lang w:eastAsia="en-GB"/>
     </w:rPr>
   </w:style>
+  <w:style w:type="character" w:customStyle="1" w:styleId="Heading2Char">
+    <w:name w:val="Heading 2 Char"/>
+    <w:basedOn w:val="DefaultParagraphFont"/>
+    <w:link w:val="Heading2"/>
+    <w:uiPriority w:val="9"/>
+    <w:semiHidden/>
+    <w:rsid w:val="002D2521"/>
+    <w:rPr>
+      <w:rFonts w:asciiTheme="majorHAnsi" w:eastAsiaTheme="majorEastAsia" w:hAnsiTheme="majorHAnsi" w:cstheme="majorBidi"/>
+      <w:color w:val="2F5496" w:themeColor="accent1" w:themeShade="BF"/>
+      <w:sz w:val="26"/>
+      <w:szCs w:val="26"/>
+      <w:lang w:eastAsia="en-GB"/>
+    </w:rPr>
+  </w:style>
 </w:styles>
 </file>
 
